--- a/public/exports/workflows/subcontractor-onboarding-marketing/ref-subcontract-marketing-2026.docx
+++ b/public/exports/workflows/subcontractor-onboarding-marketing/ref-subcontract-marketing-2026.docx
@@ -14,7 +14,7 @@
     </w:p>
     <w:p>
       <w:pPr>
-        <w:spacing w:after="160"/>
+        <w:spacing w:after="180"/>
         <w:jc w:val="both"/>
       </w:pPr>
       <w:r>
@@ -30,7 +30,7 @@
     </w:p>
     <w:p>
       <w:pPr>
-        <w:spacing w:after="160"/>
+        <w:spacing w:after="180"/>
         <w:jc w:val="both"/>
       </w:pPr>
       <w:r>
@@ -50,7 +50,8 @@
     <w:p>
       <w:pPr>
         <w:pStyle w:val="Heading2"/>
-        <w:spacing w:after="160" w:before="280"/>
+        <w:keepNext/>
+        <w:spacing w:after="180" w:before="360"/>
       </w:pPr>
       <w:r>
         <w:t xml:space="preserve">Структура документа</w:t>
@@ -58,7 +59,7 @@
     </w:p>
     <w:p>
       <w:pPr>
-        <w:spacing w:after="160"/>
+        <w:spacing w:after="180"/>
         <w:jc w:val="both"/>
       </w:pPr>
       <w:r>
@@ -87,12 +88,22 @@
     </w:p>
     <w:p>
       <w:pPr>
-        <w:spacing w:after="160"/>
-        <w:jc w:val="both"/>
-      </w:pPr>
-      <w:r>
-        <w:t xml:space="preserve">marketing planning, campaign management, performance marketing, and related consulting services" 2. </w:t>
-      </w:r>
+        <w:spacing w:after="180"/>
+        <w:jc w:val="both"/>
+      </w:pPr>
+      <w:r>
+        <w:t xml:space="preserve">marketing planning, campaign management, performance marketing, and related consulting services"</w:t>
+      </w:r>
+    </w:p>
+    <w:p>
+      <w:pPr>
+        <w:pStyle w:val="ListParagraph"/>
+        <w:numPr>
+          <w:ilvl w:val="0"/>
+          <w:numId w:val="2"/>
+        </w:numPr>
+        <w:spacing w:after="60"/>
+      </w:pPr>
       <w:r>
         <w:rPr>
           <w:b/>
@@ -101,8 +112,27 @@
         <w:t xml:space="preserve">Attachment A</w:t>
       </w:r>
       <w:r>
-        <w:t xml:space="preserve"> — rate sheet у EUR замість USD, явно включає роль "Digital Marketing Specialist" 3. </w:t>
-      </w:r>
+        <w:t xml:space="preserve"> — rate sheet у EUR замість USD, явно включає</w:t>
+      </w:r>
+    </w:p>
+    <w:p>
+      <w:pPr>
+        <w:spacing w:after="180"/>
+        <w:jc w:val="both"/>
+      </w:pPr>
+      <w:r>
+        <w:t xml:space="preserve">роль "Digital Marketing Specialist"</w:t>
+      </w:r>
+    </w:p>
+    <w:p>
+      <w:pPr>
+        <w:pStyle w:val="ListParagraph"/>
+        <w:numPr>
+          <w:ilvl w:val="0"/>
+          <w:numId w:val="2"/>
+        </w:numPr>
+        <w:spacing w:after="60"/>
+      </w:pPr>
       <w:r>
         <w:rPr>
           <w:b/>
@@ -111,12 +141,21 @@
         <w:t xml:space="preserve">Bank details у підписі</w:t>
       </w:r>
       <w:r>
-        <w:t xml:space="preserve"> — включає Bank / Account Number / SWIFT для зручності виплат через SEPA</w:t>
-      </w:r>
-    </w:p>
-    <w:p>
-      <w:pPr>
-        <w:spacing w:after="160"/>
+        <w:t xml:space="preserve"> — включає Bank / Account Number /</w:t>
+      </w:r>
+    </w:p>
+    <w:p>
+      <w:pPr>
+        <w:spacing w:after="180"/>
+        <w:jc w:val="both"/>
+      </w:pPr>
+      <w:r>
+        <w:t xml:space="preserve">SWIFT для зручності виплат через SEPA</w:t>
+      </w:r>
+    </w:p>
+    <w:p>
+      <w:pPr>
+        <w:spacing w:after="180"/>
         <w:jc w:val="both"/>
       </w:pPr>
       <w:r>
@@ -126,7 +165,8 @@
     <w:p>
       <w:pPr>
         <w:pStyle w:val="Heading2"/>
-        <w:spacing w:after="160" w:before="280"/>
+        <w:keepNext/>
+        <w:spacing w:after="180" w:before="360"/>
       </w:pPr>
       <w:r>
         <w:t xml:space="preserve">Ключові terms — що специфічне для маркетингу</w:t>
@@ -154,40 +194,11 @@
     </w:p>
     <w:p>
       <w:pPr>
-        <w:spacing w:after="160"/>
-        <w:jc w:val="both"/>
-      </w:pPr>
-      <w:r>
-        <w:t xml:space="preserve">кампаніях, креативи, performance-дашборди, ads copy, SEO audits, стратегічні документи. - </w:t>
-      </w:r>
-      <w:r>
-        <w:rPr>
-          <w:b/>
-          <w:bCs/>
-        </w:rPr>
-        <w:t xml:space="preserve">Publicity</w:t>
-      </w:r>
-      <w:r>
-        <w:t xml:space="preserve"> — особливо важливий пункт для маркетингу, бо маркетологи часто хочуть додати нас у своє портфоліо. Договір дозволяє це "for marketing purpose only" — тобто case study без розкриття sensitive client info. - </w:t>
-      </w:r>
-      <w:r>
-        <w:rPr>
-          <w:b/>
-          <w:bCs/>
-        </w:rPr>
-        <w:t xml:space="preserve">Overtime</w:t>
-      </w:r>
-      <w:r>
-        <w:t xml:space="preserve"> — рідкісніше в маркетингу, але буває при launch дедлайнах. Потребує письмового approval.</w:t>
-      </w:r>
-    </w:p>
-    <w:p>
-      <w:pPr>
-        <w:pStyle w:val="Heading2"/>
-        <w:spacing w:after="160" w:before="280"/>
-      </w:pPr>
-      <w:r>
-        <w:t xml:space="preserve">Що ми часто обговорюємо</w:t>
+        <w:spacing w:after="180"/>
+        <w:jc w:val="both"/>
+      </w:pPr>
+      <w:r>
+        <w:t xml:space="preserve">кампаніях, креативи, performance-дашборди, ads copy, SEO audits, стратегічні документи.</w:t>
       </w:r>
     </w:p>
     <w:p>
@@ -204,6 +215,74 @@
           <w:b/>
           <w:bCs/>
         </w:rPr>
+        <w:t xml:space="preserve">Publicity</w:t>
+      </w:r>
+      <w:r>
+        <w:t xml:space="preserve"> — особливо важливий пункт для маркетингу, бо</w:t>
+      </w:r>
+    </w:p>
+    <w:p>
+      <w:pPr>
+        <w:spacing w:after="180"/>
+        <w:jc w:val="both"/>
+      </w:pPr>
+      <w:r>
+        <w:t xml:space="preserve">маркетологи часто хочуть додати нас у своє портфоліо. Договір дозволяє це "for marketing purpose only" — тобто case study без розкриття sensitive client info.</w:t>
+      </w:r>
+    </w:p>
+    <w:p>
+      <w:pPr>
+        <w:pStyle w:val="ListParagraph"/>
+        <w:numPr>
+          <w:ilvl w:val="0"/>
+          <w:numId w:val="1"/>
+        </w:numPr>
+        <w:spacing w:after="60"/>
+      </w:pPr>
+      <w:r>
+        <w:rPr>
+          <w:b/>
+          <w:bCs/>
+        </w:rPr>
+        <w:t xml:space="preserve">Overtime</w:t>
+      </w:r>
+      <w:r>
+        <w:t xml:space="preserve"> — рідкісніше в маркетингу, але буває при launch</w:t>
+      </w:r>
+    </w:p>
+    <w:p>
+      <w:pPr>
+        <w:spacing w:after="180"/>
+        <w:jc w:val="both"/>
+      </w:pPr>
+      <w:r>
+        <w:t xml:space="preserve">дедлайнах. Потребує письмового approval.</w:t>
+      </w:r>
+    </w:p>
+    <w:p>
+      <w:pPr>
+        <w:pStyle w:val="Heading2"/>
+        <w:keepNext/>
+        <w:spacing w:after="180" w:before="360"/>
+      </w:pPr>
+      <w:r>
+        <w:t xml:space="preserve">Що ми часто обговорюємо</w:t>
+      </w:r>
+    </w:p>
+    <w:p>
+      <w:pPr>
+        <w:pStyle w:val="ListParagraph"/>
+        <w:numPr>
+          <w:ilvl w:val="0"/>
+          <w:numId w:val="1"/>
+        </w:numPr>
+        <w:spacing w:after="60"/>
+      </w:pPr>
+      <w:r>
+        <w:rPr>
+          <w:b/>
+          <w:bCs/>
+        </w:rPr>
         <w:t xml:space="preserve">Performance bonus</w:t>
       </w:r>
       <w:r>
@@ -212,12 +291,22 @@
     </w:p>
     <w:p>
       <w:pPr>
-        <w:spacing w:after="160"/>
-        <w:jc w:val="both"/>
-      </w:pPr>
-      <w:r>
-        <w:t xml:space="preserve">платящих клієнтів, обговорюємо додатково як окремий payout. Це не частина subcontract — це окремий referral memo. - </w:t>
-      </w:r>
+        <w:spacing w:after="180"/>
+        <w:jc w:val="both"/>
+      </w:pPr>
+      <w:r>
+        <w:t xml:space="preserve">платящих клієнтів, обговорюємо додатково як окремий payout. Це не частина subcontract — це окремий referral memo.</w:t>
+      </w:r>
+    </w:p>
+    <w:p>
+      <w:pPr>
+        <w:pStyle w:val="ListParagraph"/>
+        <w:numPr>
+          <w:ilvl w:val="0"/>
+          <w:numId w:val="1"/>
+        </w:numPr>
+        <w:spacing w:after="60"/>
+      </w:pPr>
       <w:r>
         <w:rPr>
           <w:b/>
@@ -226,8 +315,27 @@
         <w:t xml:space="preserve">Attribution credit</w:t>
       </w:r>
       <w:r>
-        <w:t xml:space="preserve"> — хто "володіє" контактом, якщо маркетолог привів лід. Фіксуйте на старті. - </w:t>
-      </w:r>
+        <w:t xml:space="preserve"> — хто "володіє" контактом, якщо</w:t>
+      </w:r>
+    </w:p>
+    <w:p>
+      <w:pPr>
+        <w:spacing w:after="180"/>
+        <w:jc w:val="both"/>
+      </w:pPr>
+      <w:r>
+        <w:t xml:space="preserve">маркетолог привів лід. Фіксуйте на старті.</w:t>
+      </w:r>
+    </w:p>
+    <w:p>
+      <w:pPr>
+        <w:pStyle w:val="ListParagraph"/>
+        <w:numPr>
+          <w:ilvl w:val="0"/>
+          <w:numId w:val="1"/>
+        </w:numPr>
+        <w:spacing w:after="60"/>
+      </w:pPr>
       <w:r>
         <w:rPr>
           <w:b/>
@@ -236,13 +344,23 @@
         <w:t xml:space="preserve">Data access</w:t>
       </w:r>
       <w:r>
-        <w:t xml:space="preserve"> — маркетологу потрібні GA4, ads accounts, CRM. IT Operations провіжинить їх зі read-only доступом за замовчуванням.</w:t>
+        <w:t xml:space="preserve"> — маркетологу потрібні GA4, ads accounts,</w:t>
+      </w:r>
+    </w:p>
+    <w:p>
+      <w:pPr>
+        <w:spacing w:after="180"/>
+        <w:jc w:val="both"/>
+      </w:pPr>
+      <w:r>
+        <w:t xml:space="preserve">CRM. IT Operations провіжинить їх зі read-only доступом за замовчуванням.</w:t>
       </w:r>
     </w:p>
     <w:p>
       <w:pPr>
         <w:pStyle w:val="Heading2"/>
-        <w:spacing w:after="160" w:before="280"/>
+        <w:keepNext/>
+        <w:spacing w:after="180" w:before="360"/>
       </w:pPr>
       <w:r>
         <w:t xml:space="preserve">Джерело</w:t>
@@ -250,7 +368,7 @@
     </w:p>
     <w:p>
       <w:pPr>
-        <w:spacing w:after="160"/>
+        <w:spacing w:after="180"/>
         <w:jc w:val="both"/>
       </w:pPr>
       <w:r>
@@ -317,7 +435,7 @@
     </w:pPr>
     <w:r>
       <w:rPr>
-        <w:color w:val="888888"/>
+        <w:color w:val="8A8578"/>
         <w:sz w:val="16"/>
         <w:szCs w:val="16"/>
       </w:rPr>
@@ -325,12 +443,31 @@
     </w:r>
     <w:r>
       <w:rPr>
-        <w:color w:val="888888"/>
+        <w:color w:val="8A8578"/>
         <w:sz w:val="16"/>
         <w:szCs w:val="16"/>
       </w:rPr>
       <w:fldChar w:fldCharType="begin"/>
       <w:instrText xml:space="preserve">PAGE</w:instrText>
+      <w:fldChar w:fldCharType="separate"/>
+      <w:fldChar w:fldCharType="end"/>
+    </w:r>
+    <w:r>
+      <w:rPr>
+        <w:color w:val="8A8578"/>
+        <w:sz w:val="16"/>
+        <w:szCs w:val="16"/>
+      </w:rPr>
+      <w:t xml:space="preserve"> / </w:t>
+    </w:r>
+    <w:r>
+      <w:rPr>
+        <w:color w:val="8A8578"/>
+        <w:sz w:val="16"/>
+        <w:szCs w:val="16"/>
+      </w:rPr>
+      <w:fldChar w:fldCharType="begin"/>
+      <w:instrText xml:space="preserve">NUMPAGES</w:instrText>
       <w:fldChar w:fldCharType="separate"/>
       <w:fldChar w:fldCharType="end"/>
     </w:r>
@@ -512,8 +649,13 @@
     <w:basedOn w:val="Normal"/>
     <w:next w:val="Normal"/>
     <w:qFormat/>
-    <w:rPr>
-      <w:color w:val="2E74B5"/>
+    <w:pPr>
+      <w:spacing w:after="200" w:before="400"/>
+    </w:pPr>
+    <w:rPr>
+      <w:rFonts w:ascii="Georgia" w:cs="Georgia" w:eastAsia="Georgia" w:hAnsi="Georgia"/>
+      <w:b/>
+      <w:bCs/>
       <w:sz w:val="32"/>
       <w:szCs w:val="32"/>
     </w:rPr>
@@ -523,8 +665,13 @@
     <w:basedOn w:val="Normal"/>
     <w:next w:val="Normal"/>
     <w:qFormat/>
-    <w:rPr>
-      <w:color w:val="2E74B5"/>
+    <w:pPr>
+      <w:spacing w:after="160" w:before="320"/>
+    </w:pPr>
+    <w:rPr>
+      <w:rFonts w:ascii="Georgia" w:cs="Georgia" w:eastAsia="Georgia" w:hAnsi="Georgia"/>
+      <w:b/>
+      <w:bCs/>
       <w:sz w:val="26"/>
       <w:szCs w:val="26"/>
     </w:rPr>
@@ -534,10 +681,15 @@
     <w:basedOn w:val="Normal"/>
     <w:next w:val="Normal"/>
     <w:qFormat/>
-    <w:rPr>
-      <w:color w:val="1F4D78"/>
-      <w:sz w:val="24"/>
-      <w:szCs w:val="24"/>
+    <w:pPr>
+      <w:spacing w:after="120" w:before="240"/>
+    </w:pPr>
+    <w:rPr>
+      <w:rFonts w:ascii="Georgia" w:cs="Georgia" w:eastAsia="Georgia" w:hAnsi="Georgia"/>
+      <w:b/>
+      <w:bCs/>
+      <w:sz w:val="22"/>
+      <w:szCs w:val="22"/>
     </w:rPr>
   </w:style>
   <w:style w:type="paragraph" w:styleId="Heading4">

--- a/public/exports/workflows/subcontractor-onboarding-marketing/ref-subcontract-marketing-2026.docx
+++ b/public/exports/workflows/subcontractor-onboarding-marketing/ref-subcontract-marketing-2026.docx
@@ -44,7 +44,7 @@
         <w:t xml:space="preserve">EUR</w:t>
       </w:r>
       <w:r>
-        <w:t xml:space="preserve">, а не в USD як у Dev/PM. Це свідома differenceс: більшість маркетингових субпідрядників у нас — з ЄС, де EUR природніший.</w:t>
+        <w:t xml:space="preserve">, а не в USD, як у Dev/PM. Це свідома різниця: більшість маркетингових субпідрядників у нас — з ЄС, де євро природніший.</w:t>
       </w:r>
     </w:p>
     <w:p>
@@ -372,7 +372,16 @@
         <w:jc w:val="both"/>
       </w:pPr>
       <w:r>
-        <w:t xml:space="preserve">Оригінальний шаблон: Subcontract agreement 2026 marketing services (Sloboda Software GMBH, Feb 2026).</w:t>
+        <w:t xml:space="preserve">Оригінальний шаблон — </w:t>
+      </w:r>
+      <w:r>
+        <w:rPr>
+          <w:rFonts w:ascii="Consolas" w:cs="Consolas" w:eastAsia="Consolas" w:hAnsi="Consolas"/>
+        </w:rPr>
+        <w:t xml:space="preserve">documents/subcontract-marketing-2026.mdx</w:t>
+      </w:r>
+      <w:r>
+        <w:t xml:space="preserve"> (Sloboda Software GMBH, Feb 2026). Раніше жив у зовнішньому шейрінгу, тепер повністю всередині цього репо.</w:t>
       </w:r>
     </w:p>
     <w:sectPr>

--- a/public/exports/workflows/subcontractor-onboarding-marketing/ref-subcontract-marketing-2026.docx
+++ b/public/exports/workflows/subcontractor-onboarding-marketing/ref-subcontract-marketing-2026.docx
@@ -25,7 +25,7 @@
         <w:t xml:space="preserve">Договір субпідряду для маркетинг-спеціалістів</w:t>
       </w:r>
       <w:r>
-        <w:t xml:space="preserve"> — шаблон Sloboda Software GMBH 2026 року для залучення зовнішніх маркетологів: digital, performance, strategic planning, campaign management.</w:t>
+        <w:t xml:space="preserve"> — шаблон Acme Services Software GMBH 2026 року для залучення зовнішніх маркетологів: digital, performance, strategic planning, campaign management.</w:t>
       </w:r>
     </w:p>
     <w:p>
@@ -381,7 +381,7 @@
         <w:t xml:space="preserve">documents/subcontract-marketing-2026.mdx</w:t>
       </w:r>
       <w:r>
-        <w:t xml:space="preserve"> (Sloboda Software GMBH, Feb 2026). Раніше жив у зовнішньому шейрінгу, тепер повністю всередині цього репо.</w:t>
+        <w:t xml:space="preserve"> (Acme Services GmbH, Feb 2026). Раніше жив у зовнішньому шейрінгу, тепер повністю всередині цього репо.</w:t>
       </w:r>
     </w:p>
     <w:sectPr>
